--- a/public/templates/compiled/forms/A-052-ChangeManagementPolicy-FORM.docx
+++ b/public/templates/compiled/forms/A-052-ChangeManagementPolicy-FORM.docx
@@ -1235,7 +1235,7 @@
                 <w:sz w:val="24"/>
                 <w:szCs w:val="24"/>
               </w:rPr>
-              <w:t>{countyItVendorInHouse}</w:t>
+              <w:t>{itSupport}</w:t>
             </w:r>
           </w:p>
         </w:tc>
@@ -1427,7 +1427,7 @@
                 <w:sz w:val="24"/>
                 <w:szCs w:val="24"/>
               </w:rPr>
-              <w:t>{allPersonnelScope}</w:t>
+              <w:t>{allPersonnel}</w:t>
             </w:r>
           </w:p>
         </w:tc>
@@ -1611,7 +1611,7 @@
           <w:sz w:val="24"/>
           <w:szCs w:val="24"/>
         </w:rPr>
-        <w:t>This policy is reviewed at least [Weekly / Monthly / Quarterly / Annually] and after [significant change to the Agency's systems or change process], by the {ownerRole}.</w:t>
+        <w:t>This policy is reviewed at least {reviewCadence} and after [significant change to the Agency's systems or change process], by the {ownerRole}.</w:t>
       </w:r>
     </w:p>
     <w:p>
@@ -2656,7 +2656,7 @@
                 <w:sz w:val="24"/>
                 <w:szCs w:val="24"/>
               </w:rPr>
-              <w:t xml:space="preserve">{initialRevisionNote}</w:t>
+              <w:t xml:space="preserve">{revisionNote}</w:t>
             </w:r>
           </w:p>
         </w:tc>

--- a/public/templates/compiled/forms/A-052-ChangeManagementPolicy-FORM.docx
+++ b/public/templates/compiled/forms/A-052-ChangeManagementPolicy-FORM.docx
@@ -34,6 +34,9 @@
         <w:gridCol w:w="9360"/>
       </w:tblGrid>
       <w:tr>
+        <w:trPr>
+          <w:cantSplit/>
+        </w:trPr>
         <w:tc>
           <w:tcPr>
             <w:tcW w:type="dxa" w:w="9360"/>
@@ -316,6 +319,9 @@
         <w:gridCol w:w="9360"/>
       </w:tblGrid>
       <w:tr>
+        <w:trPr>
+          <w:cantSplit/>
+        </w:trPr>
         <w:tc>
           <w:tcPr>
             <w:tcW w:type="dxa" w:w="9360"/>
@@ -1078,6 +1084,7 @@
       </w:tblGrid>
       <w:tr>
         <w:trPr>
+          <w:cantSplit/>
           <w:tblHeader/>
         </w:trPr>
         <w:tc>
@@ -1144,6 +1151,9 @@
         </w:tc>
       </w:tr>
       <w:tr>
+        <w:trPr>
+          <w:cantSplit/>
+        </w:trPr>
         <w:tc>
           <w:tcPr>
             <w:tcW w:type="dxa" w:w="3000"/>
@@ -1208,6 +1218,9 @@
         </w:tc>
       </w:tr>
       <w:tr>
+        <w:trPr>
+          <w:cantSplit/>
+        </w:trPr>
         <w:tc>
           <w:tcPr>
             <w:tcW w:type="dxa" w:w="3000"/>
@@ -1272,6 +1285,9 @@
         </w:tc>
       </w:tr>
       <w:tr>
+        <w:trPr>
+          <w:cantSplit/>
+        </w:trPr>
         <w:tc>
           <w:tcPr>
             <w:tcW w:type="dxa" w:w="3000"/>
@@ -1336,6 +1352,9 @@
         </w:tc>
       </w:tr>
       <w:tr>
+        <w:trPr>
+          <w:cantSplit/>
+        </w:trPr>
         <w:tc>
           <w:tcPr>
             <w:tcW w:type="dxa" w:w="3000"/>
@@ -1400,6 +1419,9 @@
         </w:tc>
       </w:tr>
       <w:tr>
+        <w:trPr>
+          <w:cantSplit/>
+        </w:trPr>
         <w:tc>
           <w:tcPr>
             <w:tcW w:type="dxa" w:w="3000"/>
@@ -1665,6 +1687,7 @@
       </w:tblGrid>
       <w:tr>
         <w:trPr>
+          <w:cantSplit/>
           <w:tblHeader/>
         </w:trPr>
         <w:tc>
@@ -1731,6 +1754,9 @@
         </w:tc>
       </w:tr>
       <w:tr>
+        <w:trPr>
+          <w:cantSplit/>
+        </w:trPr>
         <w:tc>
           <w:tcPr>
             <w:tcW w:type="dxa" w:w="3200"/>
@@ -1795,6 +1821,9 @@
         </w:tc>
       </w:tr>
       <w:tr>
+        <w:trPr>
+          <w:cantSplit/>
+        </w:trPr>
         <w:tc>
           <w:tcPr>
             <w:tcW w:type="dxa" w:w="3200"/>
@@ -1859,6 +1888,9 @@
         </w:tc>
       </w:tr>
       <w:tr>
+        <w:trPr>
+          <w:cantSplit/>
+        </w:trPr>
         <w:tc>
           <w:tcPr>
             <w:tcW w:type="dxa" w:w="3200"/>
@@ -1944,6 +1976,9 @@
         <w:gridCol w:w="9360"/>
       </w:tblGrid>
       <w:tr>
+        <w:trPr>
+          <w:cantSplit/>
+        </w:trPr>
         <w:tc>
           <w:tcPr>
             <w:tcW w:type="dxa" w:w="9360"/>
@@ -2069,6 +2104,7 @@
       </w:tblGrid>
       <w:tr>
         <w:trPr>
+          <w:cantSplit/>
           <w:tblHeader/>
         </w:trPr>
         <w:tc>
@@ -2197,6 +2233,9 @@
         </w:tc>
       </w:tr>
       <w:tr>
+        <w:trPr>
+          <w:cantSplit/>
+        </w:trPr>
         <w:tc>
           <w:tcPr>
             <w:tcW w:type="dxa" w:w="3000"/>
@@ -2284,6 +2323,9 @@
         </w:tc>
       </w:tr>
       <w:tr>
+        <w:trPr>
+          <w:cantSplit/>
+        </w:trPr>
         <w:tc>
           <w:tcPr>
             <w:tcW w:type="dxa" w:w="3000"/>
@@ -2408,6 +2450,7 @@
       </w:tblGrid>
       <w:tr>
         <w:trPr>
+          <w:cantSplit/>
           <w:tblHeader/>
         </w:trPr>
         <w:tc>
@@ -2536,6 +2579,9 @@
         </w:tc>
       </w:tr>
       <w:tr>
+        <w:trPr>
+          <w:cantSplit/>
+        </w:trPr>
         <w:tc>
           <w:tcPr>
             <w:tcW w:type="dxa" w:w="1300"/>
@@ -2683,6 +2729,9 @@
         <w:gridCol w:w="9360"/>
       </w:tblGrid>
       <w:tr>
+        <w:trPr>
+          <w:cantSplit/>
+        </w:trPr>
         <w:tc>
           <w:tcPr>
             <w:tcW w:type="dxa" w:w="9360"/>
@@ -2750,6 +2799,7 @@
         </w:tc>
       </w:tr>
     </w:tbl>
+    <w:p/>
     <w:sectPr>
       <w:headerReference w:type="default" r:id="rId7"/>
       <w:footerReference w:type="default" r:id="rId8"/>
@@ -2760,10 +2810,6 @@
     </w:sectPr>
   </w:body>
 </w:document>
-</file>
-
-<file path=word/comments.xml><?xml version="1.0" encoding="utf-8"?>
-<w:comments xmlns:cx="http://schemas.microsoft.com/office/drawing/2014/chartex" xmlns:cx1="http://schemas.microsoft.com/office/drawing/2015/9/8/chartex" xmlns:cx2="http://schemas.microsoft.com/office/drawing/2015/10/21/chartex" xmlns:cx3="http://schemas.microsoft.com/office/drawing/2016/5/9/chartex" xmlns:cx4="http://schemas.microsoft.com/office/drawing/2016/5/10/chartex" xmlns:cx5="http://schemas.microsoft.com/office/drawing/2016/5/11/chartex" xmlns:cx6="http://schemas.microsoft.com/office/drawing/2016/5/12/chartex" xmlns:cx7="http://schemas.microsoft.com/office/drawing/2016/5/13/chartex" xmlns:cx8="http://schemas.microsoft.com/office/drawing/2016/5/14/chartex" xmlns:mc="http://schemas.openxmlformats.org/markup-compatibility/2006" xmlns:aink="http://schemas.microsoft.com/office/drawing/2016/ink" xmlns:am3d="http://schemas.microsoft.com/office/drawing/2017/model3d" xmlns:o="urn:schemas-microsoft-com:office:office" xmlns:r="http://schemas.openxmlformats.org/officeDocument/2006/relationships" xmlns:m="http://schemas.openxmlformats.org/officeDocument/2006/math" xmlns:v="urn:schemas-microsoft-com:vml" xmlns:wp14="http://schemas.microsoft.com/office/word/2010/wordprocessingDrawing" xmlns:wp="http://schemas.openxmlformats.org/drawingml/2006/wordprocessingDrawing" xmlns:w10="urn:schemas-microsoft-com:office:word" xmlns:w="http://schemas.openxmlformats.org/wordprocessingml/2006/main" xmlns:w14="http://schemas.microsoft.com/office/word/2010/wordml" xmlns:w15="http://schemas.microsoft.com/office/word/2012/wordml" xmlns:w16cex="http://schemas.microsoft.com/office/word/2018/wordml/cex" xmlns:w16cid="http://schemas.microsoft.com/office/word/2016/wordml/cid" xmlns:w16="http://schemas.microsoft.com/office/word/2018/wordml" xmlns:w16sdtdh="http://schemas.microsoft.com/office/word/2020/wordml/sdtdatahash" xmlns:w16se="http://schemas.microsoft.com/office/word/2015/wordml/symex" xmlns:wpg="http://schemas.microsoft.com/office/word/2010/wordprocessingGroup" xmlns:wpi="http://schemas.microsoft.com/office/word/2010/wordprocessingInk" xmlns:wne="http://schemas.microsoft.com/office/word/2006/wordml" xmlns:wps="http://schemas.microsoft.com/office/word/2010/wordprocessingShape"/>
 </file>
 
 <file path=word/endnotes.xml><?xml version="1.0" encoding="utf-8"?>
@@ -3174,37 +3220,24 @@
       <w:szCs w:val="56"/>
     </w:rPr>
   </w:style>
-  <w:style w:type="paragraph" w:styleId="Heading1">
-    <w:name w:val="Heading 1"/>
-    <w:basedOn w:val="Normal"/>
-    <w:next w:val="Normal"/>
-    <w:qFormat/>
-    <w:rPr>
-      <w:color w:val="2E74B5"/>
-      <w:sz w:val="32"/>
-      <w:szCs w:val="32"/>
-    </w:rPr>
-  </w:style>
-  <w:style w:type="paragraph" w:styleId="Heading2">
-    <w:name w:val="Heading 2"/>
-    <w:basedOn w:val="Normal"/>
-    <w:next w:val="Normal"/>
-    <w:qFormat/>
-    <w:rPr>
-      <w:color w:val="2E74B5"/>
-      <w:sz w:val="26"/>
-      <w:szCs w:val="26"/>
-    </w:rPr>
-  </w:style>
   <w:style w:type="paragraph" w:styleId="Heading3">
     <w:name w:val="Heading 3"/>
     <w:basedOn w:val="Normal"/>
     <w:next w:val="Normal"/>
     <w:qFormat/>
+    <w:pPr>
+      <w:keepNext/>
+      <w:keepLines/>
+      <w:spacing w:after="100" w:before="220"/>
+      <w:outlineLvl w:val="2"/>
+    </w:pPr>
     <w:rPr>
-      <w:color w:val="1F4D78"/>
-      <w:sz w:val="24"/>
-      <w:szCs w:val="24"/>
+      <w:rFonts w:ascii="Aptos" w:cs="Aptos" w:eastAsia="Aptos" w:hAnsi="Aptos"/>
+      <w:b/>
+      <w:bCs/>
+      <w:color w:val="1B3A5C"/>
+      <w:sz w:val="26"/>
+      <w:szCs w:val="26"/>
     </w:rPr>
   </w:style>
   <w:style w:type="paragraph" w:styleId="Heading4">
@@ -3212,10 +3245,19 @@
     <w:basedOn w:val="Normal"/>
     <w:next w:val="Normal"/>
     <w:qFormat/>
+    <w:pPr>
+      <w:keepNext/>
+      <w:keepLines/>
+      <w:spacing w:after="100" w:before="220"/>
+      <w:outlineLvl w:val="3"/>
+    </w:pPr>
     <w:rPr>
-      <w:i/>
-      <w:iCs/>
-      <w:color w:val="2E74B5"/>
+      <w:rFonts w:ascii="Aptos" w:cs="Aptos" w:eastAsia="Aptos" w:hAnsi="Aptos"/>
+      <w:b/>
+      <w:bCs/>
+      <w:color w:val="1B3A5C"/>
+      <w:sz w:val="24"/>
+      <w:szCs w:val="24"/>
     </w:rPr>
   </w:style>
   <w:style w:type="paragraph" w:styleId="Heading5">
@@ -3223,8 +3265,19 @@
     <w:basedOn w:val="Normal"/>
     <w:next w:val="Normal"/>
     <w:qFormat/>
+    <w:pPr>
+      <w:keepNext/>
+      <w:keepLines/>
+      <w:spacing w:after="100" w:before="220"/>
+      <w:outlineLvl w:val="4"/>
+    </w:pPr>
     <w:rPr>
-      <w:color w:val="2E74B5"/>
+      <w:rFonts w:ascii="Aptos" w:cs="Aptos" w:eastAsia="Aptos" w:hAnsi="Aptos"/>
+      <w:b/>
+      <w:bCs/>
+      <w:color w:val="1B3A5C"/>
+      <w:sz w:val="24"/>
+      <w:szCs w:val="24"/>
     </w:rPr>
   </w:style>
   <w:style w:type="paragraph" w:styleId="Heading6">
@@ -3232,8 +3285,19 @@
     <w:basedOn w:val="Normal"/>
     <w:next w:val="Normal"/>
     <w:qFormat/>
+    <w:pPr>
+      <w:keepNext/>
+      <w:keepLines/>
+      <w:spacing w:after="100" w:before="220"/>
+      <w:outlineLvl w:val="5"/>
+    </w:pPr>
     <w:rPr>
-      <w:color w:val="1F4D78"/>
+      <w:rFonts w:ascii="Aptos" w:cs="Aptos" w:eastAsia="Aptos" w:hAnsi="Aptos"/>
+      <w:b/>
+      <w:bCs/>
+      <w:color w:val="1B3A5C"/>
+      <w:sz w:val="24"/>
+      <w:szCs w:val="24"/>
     </w:rPr>
   </w:style>
   <w:style w:type="paragraph" w:styleId="Strong">
@@ -3341,6 +3405,8 @@
     <w:next w:val="Normal"/>
     <w:qFormat/>
     <w:pPr>
+      <w:keepNext/>
+      <w:keepLines/>
       <w:spacing w:after="160" w:before="240"/>
       <w:outlineLvl w:val="0"/>
     </w:pPr>
@@ -3359,6 +3425,8 @@
     <w:next w:val="Normal"/>
     <w:qFormat/>
     <w:pPr>
+      <w:keepNext/>
+      <w:keepLines/>
       <w:spacing w:after="100" w:before="220"/>
       <w:outlineLvl w:val="1"/>
     </w:pPr>
